--- a/ChromeExtension ItemATAPartNumber/Chrome Extension/Install Chrome Extension - ItemATAPartNumber.docx
+++ b/ChromeExtension ItemATAPartNumber/Chrome Extension/Install Chrome Extension - ItemATAPartNumber.docx
@@ -1,6 +1,6 @@
 
 <file path=word/document.xml><?xml version="1.0" encoding="utf-8"?>
-<w:document xmlns:wpc="http://schemas.microsoft.com/office/word/2010/wordprocessingCanvas" xmlns:cx="http://schemas.microsoft.com/office/drawing/2014/chartex" xmlns:cx1="http://schemas.microsoft.com/office/drawing/2015/9/8/chartex" xmlns:cx2="http://schemas.microsoft.com/office/drawing/2015/10/21/chartex" xmlns:cx3="http://schemas.microsoft.com/office/drawing/2016/5/9/chartex" xmlns:cx4="http://schemas.microsoft.com/office/drawing/2016/5/10/chartex" xmlns:cx5="http://schemas.microsoft.com/office/drawing/2016/5/11/chartex" xmlns:cx6="http://schemas.microsoft.com/office/drawing/2016/5/12/chartex" xmlns:cx7="http://schemas.microsoft.com/office/drawing/2016/5/13/chartex" xmlns:cx8="http://schemas.microsoft.com/office/drawing/2016/5/14/chartex" xmlns:mc="http://schemas.openxmlformats.org/markup-compatibility/2006" xmlns:aink="http://schemas.microsoft.com/office/drawing/2016/ink" xmlns:am3d="http://schemas.microsoft.com/office/drawing/2017/model3d" xmlns:o="urn:schemas-microsoft-com:office:office" xmlns:oel="http://schemas.microsoft.com/office/2019/extlst" xmlns:r="http://schemas.openxmlformats.org/officeDocument/2006/relationships" xmlns:m="http://schemas.openxmlformats.org/officeDocument/2006/math" xmlns:v="urn:schemas-microsoft-com:vml" xmlns:wp14="http://schemas.microsoft.com/office/word/2010/wordprocessingDrawing" xmlns:wp="http://schemas.openxmlformats.org/drawingml/2006/wordprocessingDrawing" xmlns:w10="urn:schemas-microsoft-com:office:word" xmlns:w="http://schemas.openxmlformats.org/wordprocessingml/2006/main" xmlns:w14="http://schemas.microsoft.com/office/word/2010/wordml" xmlns:w15="http://schemas.microsoft.com/office/word/2012/wordml" xmlns:w16cex="http://schemas.microsoft.com/office/word/2018/wordml/cex" xmlns:w16cid="http://schemas.microsoft.com/office/word/2016/wordml/cid" xmlns:w16="http://schemas.microsoft.com/office/word/2018/wordml" xmlns:w16du="http://schemas.microsoft.com/office/word/2023/wordml/word16du" xmlns:w16sdtdh="http://schemas.microsoft.com/office/word/2020/wordml/sdtdatahash" xmlns:w16se="http://schemas.microsoft.com/office/word/2015/wordml/symex" xmlns:wpg="http://schemas.microsoft.com/office/word/2010/wordprocessingGroup" xmlns:wpi="http://schemas.microsoft.com/office/word/2010/wordprocessingInk" xmlns:wne="http://schemas.microsoft.com/office/word/2006/wordml" xmlns:wps="http://schemas.microsoft.com/office/word/2010/wordprocessingShape" mc:Ignorable="w14 w15 w16se w16cid w16 w16cex w16sdtdh w16du wp14">
+<w:document xmlns:wpc="http://schemas.microsoft.com/office/word/2010/wordprocessingCanvas" xmlns:cx="http://schemas.microsoft.com/office/drawing/2014/chartex" xmlns:cx1="http://schemas.microsoft.com/office/drawing/2015/9/8/chartex" xmlns:cx2="http://schemas.microsoft.com/office/drawing/2015/10/21/chartex" xmlns:cx3="http://schemas.microsoft.com/office/drawing/2016/5/9/chartex" xmlns:cx4="http://schemas.microsoft.com/office/drawing/2016/5/10/chartex" xmlns:cx5="http://schemas.microsoft.com/office/drawing/2016/5/11/chartex" xmlns:cx6="http://schemas.microsoft.com/office/drawing/2016/5/12/chartex" xmlns:cx7="http://schemas.microsoft.com/office/drawing/2016/5/13/chartex" xmlns:cx8="http://schemas.microsoft.com/office/drawing/2016/5/14/chartex" xmlns:mc="http://schemas.openxmlformats.org/markup-compatibility/2006" xmlns:aink="http://schemas.microsoft.com/office/drawing/2016/ink" xmlns:am3d="http://schemas.microsoft.com/office/drawing/2017/model3d" xmlns:o="urn:schemas-microsoft-com:office:office" xmlns:oel="http://schemas.microsoft.com/office/2019/extlst" xmlns:r="http://schemas.openxmlformats.org/officeDocument/2006/relationships" xmlns:m="http://schemas.openxmlformats.org/officeDocument/2006/math" xmlns:v="urn:schemas-microsoft-com:vml" xmlns:wp14="http://schemas.microsoft.com/office/word/2010/wordprocessingDrawing" xmlns:wp="http://schemas.openxmlformats.org/drawingml/2006/wordprocessingDrawing" xmlns:w10="urn:schemas-microsoft-com:office:word" xmlns:w="http://schemas.openxmlformats.org/wordprocessingml/2006/main" xmlns:w14="http://schemas.microsoft.com/office/word/2010/wordml" xmlns:w15="http://schemas.microsoft.com/office/word/2012/wordml" xmlns:w16cex="http://schemas.microsoft.com/office/word/2018/wordml/cex" xmlns:w16cid="http://schemas.microsoft.com/office/word/2016/wordml/cid" xmlns:w16="http://schemas.microsoft.com/office/word/2018/wordml" xmlns:w16du="http://schemas.microsoft.com/office/word/2023/wordml/word16du" xmlns:w16sdtdh="http://schemas.microsoft.com/office/word/2020/wordml/sdtdatahash" xmlns:w16sdtfl="http://schemas.microsoft.com/office/word/2024/wordml/sdtformatlock" xmlns:w16se="http://schemas.microsoft.com/office/word/2015/wordml/symex" xmlns:wpg="http://schemas.microsoft.com/office/word/2010/wordprocessingGroup" xmlns:wpi="http://schemas.microsoft.com/office/word/2010/wordprocessingInk" xmlns:wne="http://schemas.microsoft.com/office/word/2006/wordml" xmlns:wps="http://schemas.microsoft.com/office/word/2010/wordprocessingShape" mc:Ignorable="w14 w15 w16se w16cid w16 w16cex w16sdtdh w16sdtfl w16du wp14">
   <w:body>
     <w:p/>
     <w:p/>
@@ -99,32 +99,46 @@
           <w:b/>
           <w:bCs/>
         </w:rPr>
-        <w:t>ChromeExtModuleId</w:t>
+        <w:t>ChromeExt</w:t>
+      </w:r>
+      <w:r>
+        <w:rPr>
+          <w:b/>
+          <w:bCs/>
+        </w:rPr>
+        <w:t>ItemATAPartNumber</w:t>
       </w:r>
     </w:p>
     <w:p>
       <w:pPr>
-        <w:ind w:firstLine="720"/>
+        <w:ind w:left="720"/>
       </w:pPr>
       <w:r>
-        <w:t>ChromeExtModuleId</w:t>
+        <w:t>ChromeExt</w:t>
+      </w:r>
+      <w:r>
+        <w:t>ItemATAPartNumber</w:t>
       </w:r>
       <w:r>
         <w:t xml:space="preserve"> is </w:t>
       </w:r>
       <w:r>
-        <w:t xml:space="preserve">deployed in IIS sever. It will be </w:t>
-      </w:r>
-      <w:r>
-        <w:t xml:space="preserve">used to respond the </w:t>
-      </w:r>
-    </w:p>
-    <w:p>
-      <w:pPr>
-        <w:ind w:firstLine="720"/>
-      </w:pPr>
-      <w:r>
-        <w:t>command</w:t>
+        <w:t>deployed in IIS sever</w:t>
+      </w:r>
+      <w:r>
+        <w:t xml:space="preserve"> and is</w:t>
+      </w:r>
+      <w:r>
+        <w:t xml:space="preserve"> </w:t>
+      </w:r>
+      <w:r>
+        <w:t xml:space="preserve">used to </w:t>
+      </w:r>
+      <w:r>
+        <w:t>respond to</w:t>
+      </w:r>
+      <w:r>
+        <w:t xml:space="preserve"> the command</w:t>
       </w:r>
       <w:r>
         <w:t>s</w:t>
@@ -156,7 +170,27 @@
           <w:sz w:val="32"/>
           <w:szCs w:val="32"/>
         </w:rPr>
-        <w:t>How a</w:t>
+        <w:t xml:space="preserve">How </w:t>
+      </w:r>
+      <w:r>
+        <w:rPr>
+          <w:b/>
+          <w:bCs/>
+          <w:color w:val="00B0F0"/>
+          <w:sz w:val="32"/>
+          <w:szCs w:val="32"/>
+        </w:rPr>
+        <w:t xml:space="preserve">to </w:t>
+      </w:r>
+      <w:r>
+        <w:rPr>
+          <w:b/>
+          <w:bCs/>
+          <w:color w:val="00B0F0"/>
+          <w:sz w:val="32"/>
+          <w:szCs w:val="32"/>
+        </w:rPr>
+        <w:t>a</w:t>
       </w:r>
       <w:r>
         <w:rPr>
@@ -738,14 +772,11 @@
         <w:jc w:val="center"/>
       </w:pPr>
       <w:r>
-        <w:rPr>
-          <w:noProof/>
-        </w:rPr>
         <w:drawing>
-          <wp:inline distT="0" distB="0" distL="0" distR="0" wp14:anchorId="222407F5" wp14:editId="4C723CA7">
-            <wp:extent cx="3295650" cy="1891704"/>
-            <wp:effectExtent l="19050" t="19050" r="19050" b="13335"/>
-            <wp:docPr id="7" name="Picture 7" descr="A screenshot of a computer&#10;&#10;Description automatically generated"/>
+          <wp:inline distT="0" distB="0" distL="0" distR="0" wp14:anchorId="52E49DE1" wp14:editId="4443CCD9">
+            <wp:extent cx="5724525" cy="3161332"/>
+            <wp:effectExtent l="0" t="0" r="0" b="1270"/>
+            <wp:docPr id="174740005" name="Picture 1"/>
             <wp:cNvGraphicFramePr>
               <a:graphicFrameLocks xmlns:a="http://schemas.openxmlformats.org/drawingml/2006/main" noChangeAspect="1"/>
             </wp:cNvGraphicFramePr>
@@ -753,7 +784,7 @@
               <a:graphicData uri="http://schemas.openxmlformats.org/drawingml/2006/picture">
                 <pic:pic xmlns:pic="http://schemas.openxmlformats.org/drawingml/2006/picture">
                   <pic:nvPicPr>
-                    <pic:cNvPr id="7" name="Picture 7" descr="A screenshot of a computer&#10;&#10;Description automatically generated"/>
+                    <pic:cNvPr id="174740005" name=""/>
                     <pic:cNvPicPr/>
                   </pic:nvPicPr>
                   <pic:blipFill>
@@ -765,16 +796,11 @@
                   <pic:spPr>
                     <a:xfrm>
                       <a:off x="0" y="0"/>
-                      <a:ext cx="3307223" cy="1898347"/>
+                      <a:ext cx="5766179" cy="3184335"/>
                     </a:xfrm>
                     <a:prstGeom prst="rect">
                       <a:avLst/>
                     </a:prstGeom>
-                    <a:ln>
-                      <a:solidFill>
-                        <a:schemeClr val="tx1"/>
-                      </a:solidFill>
-                    </a:ln>
                   </pic:spPr>
                 </pic:pic>
               </a:graphicData>
@@ -793,14 +819,12 @@
         <w:jc w:val="center"/>
       </w:pPr>
       <w:r>
-        <w:rPr>
-          <w:noProof/>
-        </w:rPr>
+        <w:lastRenderedPageBreak/>
         <w:drawing>
-          <wp:inline distT="0" distB="0" distL="0" distR="0" wp14:anchorId="5D726F19" wp14:editId="4C732C23">
-            <wp:extent cx="2171700" cy="1304072"/>
-            <wp:effectExtent l="19050" t="19050" r="19050" b="10795"/>
-            <wp:docPr id="8" name="Picture 8" descr="A screenshot of a computer&#10;&#10;Description automatically generated"/>
+          <wp:inline distT="0" distB="0" distL="0" distR="0" wp14:anchorId="65DD07AD" wp14:editId="6B7C6A30">
+            <wp:extent cx="3982006" cy="2124371"/>
+            <wp:effectExtent l="0" t="0" r="0" b="0"/>
+            <wp:docPr id="548269185" name="Picture 1"/>
             <wp:cNvGraphicFramePr>
               <a:graphicFrameLocks xmlns:a="http://schemas.openxmlformats.org/drawingml/2006/main" noChangeAspect="1"/>
             </wp:cNvGraphicFramePr>
@@ -808,7 +832,7 @@
               <a:graphicData uri="http://schemas.openxmlformats.org/drawingml/2006/picture">
                 <pic:pic xmlns:pic="http://schemas.openxmlformats.org/drawingml/2006/picture">
                   <pic:nvPicPr>
-                    <pic:cNvPr id="8" name="Picture 8" descr="A screenshot of a computer&#10;&#10;Description automatically generated"/>
+                    <pic:cNvPr id="548269185" name=""/>
                     <pic:cNvPicPr/>
                   </pic:nvPicPr>
                   <pic:blipFill>
@@ -820,16 +844,11 @@
                   <pic:spPr>
                     <a:xfrm>
                       <a:off x="0" y="0"/>
-                      <a:ext cx="2179378" cy="1308682"/>
+                      <a:ext cx="3982006" cy="2124371"/>
                     </a:xfrm>
                     <a:prstGeom prst="rect">
                       <a:avLst/>
                     </a:prstGeom>
-                    <a:ln>
-                      <a:solidFill>
-                        <a:schemeClr val="tx1"/>
-                      </a:solidFill>
-                    </a:ln>
                   </pic:spPr>
                 </pic:pic>
               </a:graphicData>
@@ -1018,116 +1037,296 @@
         <w:t>The following dialog will be opened</w:t>
       </w:r>
     </w:p>
+    <w:p/>
     <w:p>
       <w:r>
         <w:rPr>
           <w:noProof/>
         </w:rPr>
-        <mc:AlternateContent>
-          <mc:Choice Requires="wpg">
-            <w:drawing>
-              <wp:anchor distT="0" distB="0" distL="114300" distR="114300" simplePos="0" relativeHeight="251665408" behindDoc="0" locked="0" layoutInCell="1" allowOverlap="1" wp14:anchorId="6FF81F3E" wp14:editId="69E414F5">
-                <wp:simplePos x="0" y="0"/>
-                <wp:positionH relativeFrom="margin">
-                  <wp:align>center</wp:align>
-                </wp:positionH>
-                <wp:positionV relativeFrom="paragraph">
-                  <wp:posOffset>39370</wp:posOffset>
-                </wp:positionV>
-                <wp:extent cx="3314700" cy="2343150"/>
-                <wp:effectExtent l="0" t="0" r="0" b="0"/>
-                <wp:wrapNone/>
-                <wp:docPr id="17" name="Group 6"/>
-                <wp:cNvGraphicFramePr/>
-                <a:graphic xmlns:a="http://schemas.openxmlformats.org/drawingml/2006/main">
-                  <a:graphicData uri="http://schemas.microsoft.com/office/word/2010/wordprocessingGroup">
-                    <wpg:wgp>
-                      <wpg:cNvGrpSpPr/>
-                      <wpg:grpSpPr>
-                        <a:xfrm>
-                          <a:off x="0" y="0"/>
-                          <a:ext cx="3314700" cy="2343150"/>
-                          <a:chOff x="0" y="0"/>
-                          <a:chExt cx="3315163" cy="2343477"/>
-                        </a:xfrm>
-                      </wpg:grpSpPr>
-                      <pic:pic xmlns:pic="http://schemas.openxmlformats.org/drawingml/2006/picture">
-                        <pic:nvPicPr>
-                          <pic:cNvPr id="18" name="Picture 18"/>
-                          <pic:cNvPicPr>
-                            <a:picLocks noChangeAspect="1"/>
-                          </pic:cNvPicPr>
-                        </pic:nvPicPr>
-                        <pic:blipFill>
-                          <a:blip r:embed="rId15"/>
-                          <a:stretch>
-                            <a:fillRect/>
-                          </a:stretch>
-                        </pic:blipFill>
-                        <pic:spPr>
-                          <a:xfrm>
-                            <a:off x="0" y="0"/>
-                            <a:ext cx="3315163" cy="2343477"/>
-                          </a:xfrm>
-                          <a:prstGeom prst="rect">
-                            <a:avLst/>
-                          </a:prstGeom>
-                        </pic:spPr>
-                      </pic:pic>
-                      <wps:wsp>
-                        <wps:cNvPr id="19" name="Rectangle 19"/>
-                        <wps:cNvSpPr/>
-                        <wps:spPr>
-                          <a:xfrm>
-                            <a:off x="2103313" y="1480910"/>
-                            <a:ext cx="398715" cy="440337"/>
-                          </a:xfrm>
-                          <a:prstGeom prst="rect">
-                            <a:avLst/>
-                          </a:prstGeom>
-                          <a:noFill/>
-                          <a:ln w="38100">
-                            <a:solidFill>
-                              <a:srgbClr val="FF0000"/>
-                            </a:solidFill>
-                          </a:ln>
-                        </wps:spPr>
-                        <wps:style>
-                          <a:lnRef idx="2">
-                            <a:schemeClr val="accent1">
-                              <a:shade val="15000"/>
-                            </a:schemeClr>
-                          </a:lnRef>
-                          <a:fillRef idx="1">
-                            <a:schemeClr val="accent1"/>
-                          </a:fillRef>
-                          <a:effectRef idx="0">
-                            <a:schemeClr val="accent1"/>
-                          </a:effectRef>
-                          <a:fontRef idx="minor">
-                            <a:schemeClr val="lt1"/>
-                          </a:fontRef>
-                        </wps:style>
-                        <wps:bodyPr rtlCol="0" anchor="ctr"/>
-                      </wps:wsp>
-                    </wpg:wgp>
-                  </a:graphicData>
-                </a:graphic>
-              </wp:anchor>
-            </w:drawing>
-          </mc:Choice>
-          <mc:Fallback>
-            <w:pict>
-              <v:group w14:anchorId="68A49CD6" id="Group 6" o:spid="_x0000_s1026" style="position:absolute;margin-left:0;margin-top:3.1pt;width:261pt;height:184.5pt;z-index:251665408;mso-position-horizontal:center;mso-position-horizontal-relative:margin" coordsize="33151,23434" o:gfxdata="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">
-                <v:shape id="Picture 18" o:spid="_x0000_s1027" type="#_x0000_t75" style="position:absolute;width:33151;height:23434;visibility:visible;mso-wrap-style:square" o:gfxdata="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">
-                  <v:imagedata r:id="rId16" o:title=""/>
-                </v:shape>
-                <v:rect id="Rectangle 19" o:spid="_x0000_s1028" style="position:absolute;left:21033;top:14809;width:3987;height:4403;visibility:visible;mso-wrap-style:square;v-text-anchor:middle" o:gfxdata="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" filled="f" strokecolor="red" strokeweight="3pt"/>
-                <w10:wrap anchorx="margin"/>
-              </v:group>
-            </w:pict>
-          </mc:Fallback>
-        </mc:AlternateContent>
+        <w:drawing>
+          <wp:inline distT="0" distB="0" distL="0" distR="0" wp14:anchorId="4ACF5AFB" wp14:editId="03CF0B46">
+            <wp:extent cx="3076575" cy="2514600"/>
+            <wp:effectExtent l="0" t="0" r="9525" b="0"/>
+            <wp:docPr id="1611166051" name="Picture 15"/>
+            <wp:cNvGraphicFramePr>
+              <a:graphicFrameLocks xmlns:a="http://schemas.openxmlformats.org/drawingml/2006/main" noChangeAspect="1"/>
+            </wp:cNvGraphicFramePr>
+            <a:graphic xmlns:a="http://schemas.openxmlformats.org/drawingml/2006/main">
+              <a:graphicData uri="http://schemas.openxmlformats.org/drawingml/2006/picture">
+                <pic:pic xmlns:pic="http://schemas.openxmlformats.org/drawingml/2006/picture">
+                  <pic:nvPicPr>
+                    <pic:cNvPr id="0" name="Picture 2"/>
+                    <pic:cNvPicPr>
+                      <a:picLocks noChangeAspect="1" noChangeArrowheads="1"/>
+                    </pic:cNvPicPr>
+                  </pic:nvPicPr>
+                  <pic:blipFill>
+                    <a:blip r:embed="rId15">
+                      <a:extLst>
+                        <a:ext uri="{28A0092B-C50C-407E-A947-70E740481C1C}">
+                          <a14:useLocalDpi xmlns:a14="http://schemas.microsoft.com/office/drawing/2010/main" val="0"/>
+                        </a:ext>
+                      </a:extLst>
+                    </a:blip>
+                    <a:srcRect/>
+                    <a:stretch>
+                      <a:fillRect/>
+                    </a:stretch>
+                  </pic:blipFill>
+                  <pic:spPr bwMode="auto">
+                    <a:xfrm>
+                      <a:off x="0" y="0"/>
+                      <a:ext cx="3076575" cy="2514600"/>
+                    </a:xfrm>
+                    <a:prstGeom prst="rect">
+                      <a:avLst/>
+                    </a:prstGeom>
+                    <a:noFill/>
+                    <a:ln>
+                      <a:noFill/>
+                    </a:ln>
+                  </pic:spPr>
+                </pic:pic>
+              </a:graphicData>
+            </a:graphic>
+          </wp:inline>
+        </w:drawing>
+      </w:r>
+    </w:p>
+    <w:p>
+      <w:r>
+        <w:lastRenderedPageBreak/>
+        <w:t xml:space="preserve">Click on above pin icon. The Extension </w:t>
+      </w:r>
+      <w:r>
+        <w:t>will get</w:t>
+      </w:r>
+      <w:r>
+        <w:t xml:space="preserve"> added to Chrome as shown below</w:t>
+      </w:r>
+    </w:p>
+    <w:p/>
+    <w:p>
+      <w:r>
+        <w:rPr>
+          <w:noProof/>
+        </w:rPr>
+        <w:drawing>
+          <wp:inline distT="0" distB="0" distL="0" distR="0" wp14:anchorId="6A6B4F26" wp14:editId="7A08B13F">
+            <wp:extent cx="3076575" cy="2038350"/>
+            <wp:effectExtent l="0" t="0" r="9525" b="0"/>
+            <wp:docPr id="2086949352" name="Picture 16"/>
+            <wp:cNvGraphicFramePr>
+              <a:graphicFrameLocks xmlns:a="http://schemas.openxmlformats.org/drawingml/2006/main" noChangeAspect="1"/>
+            </wp:cNvGraphicFramePr>
+            <a:graphic xmlns:a="http://schemas.openxmlformats.org/drawingml/2006/main">
+              <a:graphicData uri="http://schemas.openxmlformats.org/drawingml/2006/picture">
+                <pic:pic xmlns:pic="http://schemas.openxmlformats.org/drawingml/2006/picture">
+                  <pic:nvPicPr>
+                    <pic:cNvPr id="0" name="Picture 3"/>
+                    <pic:cNvPicPr>
+                      <a:picLocks noChangeAspect="1" noChangeArrowheads="1"/>
+                    </pic:cNvPicPr>
+                  </pic:nvPicPr>
+                  <pic:blipFill>
+                    <a:blip r:embed="rId16">
+                      <a:extLst>
+                        <a:ext uri="{28A0092B-C50C-407E-A947-70E740481C1C}">
+                          <a14:useLocalDpi xmlns:a14="http://schemas.microsoft.com/office/drawing/2010/main" val="0"/>
+                        </a:ext>
+                      </a:extLst>
+                    </a:blip>
+                    <a:srcRect/>
+                    <a:stretch>
+                      <a:fillRect/>
+                    </a:stretch>
+                  </pic:blipFill>
+                  <pic:spPr bwMode="auto">
+                    <a:xfrm>
+                      <a:off x="0" y="0"/>
+                      <a:ext cx="3076575" cy="2038350"/>
+                    </a:xfrm>
+                    <a:prstGeom prst="rect">
+                      <a:avLst/>
+                    </a:prstGeom>
+                    <a:noFill/>
+                    <a:ln>
+                      <a:noFill/>
+                    </a:ln>
+                  </pic:spPr>
+                </pic:pic>
+              </a:graphicData>
+            </a:graphic>
+          </wp:inline>
+        </w:drawing>
+      </w:r>
+    </w:p>
+    <w:p>
+      <w:r>
+        <w:rPr>
+          <w:b/>
+          <w:bCs/>
+          <w:color w:val="00B0F0"/>
+          <w:sz w:val="32"/>
+          <w:szCs w:val="32"/>
+        </w:rPr>
+        <w:t xml:space="preserve">How to change </w:t>
+      </w:r>
+      <w:r>
+        <w:rPr>
+          <w:b/>
+          <w:bCs/>
+          <w:color w:val="00B0F0"/>
+          <w:sz w:val="32"/>
+          <w:szCs w:val="32"/>
+        </w:rPr>
+        <w:t>I</w:t>
+      </w:r>
+      <w:r>
+        <w:rPr>
+          <w:b/>
+          <w:bCs/>
+          <w:color w:val="00B0F0"/>
+          <w:sz w:val="32"/>
+          <w:szCs w:val="32"/>
+        </w:rPr>
+        <w:t>con</w:t>
+      </w:r>
+      <w:r>
+        <w:rPr>
+          <w:noProof/>
+        </w:rPr>
+        <w:t xml:space="preserve"> </w:t>
+      </w:r>
+      <w:r>
+        <w:t xml:space="preserve"> </w:t>
+      </w:r>
+    </w:p>
+    <w:p>
+      <w:r>
+        <w:rPr>
+          <w:noProof/>
+        </w:rPr>
+        <w:drawing>
+          <wp:inline distT="0" distB="0" distL="0" distR="0" wp14:anchorId="181FB991" wp14:editId="141E9F55">
+            <wp:extent cx="714375" cy="333375"/>
+            <wp:effectExtent l="0" t="0" r="9525" b="9525"/>
+            <wp:docPr id="2083718244" name="Picture 17"/>
+            <wp:cNvGraphicFramePr>
+              <a:graphicFrameLocks xmlns:a="http://schemas.openxmlformats.org/drawingml/2006/main" noChangeAspect="1"/>
+            </wp:cNvGraphicFramePr>
+            <a:graphic xmlns:a="http://schemas.openxmlformats.org/drawingml/2006/main">
+              <a:graphicData uri="http://schemas.openxmlformats.org/drawingml/2006/picture">
+                <pic:pic xmlns:pic="http://schemas.openxmlformats.org/drawingml/2006/picture">
+                  <pic:nvPicPr>
+                    <pic:cNvPr id="0" name="Picture 4"/>
+                    <pic:cNvPicPr>
+                      <a:picLocks noChangeAspect="1" noChangeArrowheads="1"/>
+                    </pic:cNvPicPr>
+                  </pic:nvPicPr>
+                  <pic:blipFill>
+                    <a:blip r:embed="rId17">
+                      <a:extLst>
+                        <a:ext uri="{28A0092B-C50C-407E-A947-70E740481C1C}">
+                          <a14:useLocalDpi xmlns:a14="http://schemas.microsoft.com/office/drawing/2010/main" val="0"/>
+                        </a:ext>
+                      </a:extLst>
+                    </a:blip>
+                    <a:srcRect/>
+                    <a:stretch>
+                      <a:fillRect/>
+                    </a:stretch>
+                  </pic:blipFill>
+                  <pic:spPr bwMode="auto">
+                    <a:xfrm>
+                      <a:off x="0" y="0"/>
+                      <a:ext cx="714375" cy="333375"/>
+                    </a:xfrm>
+                    <a:prstGeom prst="rect">
+                      <a:avLst/>
+                    </a:prstGeom>
+                    <a:noFill/>
+                    <a:ln>
+                      <a:noFill/>
+                    </a:ln>
+                  </pic:spPr>
+                </pic:pic>
+              </a:graphicData>
+            </a:graphic>
+          </wp:inline>
+        </w:drawing>
+      </w:r>
+      <w:r>
+        <w:t xml:space="preserve">                           </w:t>
+      </w:r>
+    </w:p>
+    <w:p>
+      <w:r>
+        <w:t>In the app folder, update the “</w:t>
+      </w:r>
+      <w:r>
+        <w:t>icon</w:t>
+      </w:r>
+      <w:r>
+        <w:t>.png</w:t>
+      </w:r>
+      <w:r>
+        <w:t>” with new icon and click on refresh as shown below in the extension. The new icon will be updated.</w:t>
+      </w:r>
+    </w:p>
+    <w:p>
+      <w:r>
+        <w:rPr>
+          <w:noProof/>
+        </w:rPr>
+        <w:drawing>
+          <wp:inline distT="0" distB="0" distL="0" distR="0" wp14:anchorId="74AEA161" wp14:editId="10B21DEC">
+            <wp:extent cx="3971925" cy="2114550"/>
+            <wp:effectExtent l="0" t="0" r="9525" b="0"/>
+            <wp:docPr id="1595036759" name="Picture 19"/>
+            <wp:cNvGraphicFramePr>
+              <a:graphicFrameLocks xmlns:a="http://schemas.openxmlformats.org/drawingml/2006/main" noChangeAspect="1"/>
+            </wp:cNvGraphicFramePr>
+            <a:graphic xmlns:a="http://schemas.openxmlformats.org/drawingml/2006/main">
+              <a:graphicData uri="http://schemas.openxmlformats.org/drawingml/2006/picture">
+                <pic:pic xmlns:pic="http://schemas.openxmlformats.org/drawingml/2006/picture">
+                  <pic:nvPicPr>
+                    <pic:cNvPr id="0" name="Picture 6"/>
+                    <pic:cNvPicPr>
+                      <a:picLocks noChangeAspect="1" noChangeArrowheads="1"/>
+                    </pic:cNvPicPr>
+                  </pic:nvPicPr>
+                  <pic:blipFill>
+                    <a:blip r:embed="rId18">
+                      <a:extLst>
+                        <a:ext uri="{28A0092B-C50C-407E-A947-70E740481C1C}">
+                          <a14:useLocalDpi xmlns:a14="http://schemas.microsoft.com/office/drawing/2010/main" val="0"/>
+                        </a:ext>
+                      </a:extLst>
+                    </a:blip>
+                    <a:srcRect/>
+                    <a:stretch>
+                      <a:fillRect/>
+                    </a:stretch>
+                  </pic:blipFill>
+                  <pic:spPr bwMode="auto">
+                    <a:xfrm>
+                      <a:off x="0" y="0"/>
+                      <a:ext cx="3971925" cy="2114550"/>
+                    </a:xfrm>
+                    <a:prstGeom prst="rect">
+                      <a:avLst/>
+                    </a:prstGeom>
+                    <a:noFill/>
+                    <a:ln>
+                      <a:noFill/>
+                    </a:ln>
+                  </pic:spPr>
+                </pic:pic>
+              </a:graphicData>
+            </a:graphic>
+          </wp:inline>
+        </w:drawing>
       </w:r>
     </w:p>
     <w:p/>
@@ -1136,256 +1335,8 @@
     <w:p/>
     <w:p/>
     <w:p/>
-    <w:p/>
-    <w:p>
-      <w:r>
-        <w:rPr>
-          <w:noProof/>
-        </w:rPr>
-        <mc:AlternateContent>
-          <mc:Choice Requires="wpg">
-            <w:drawing>
-              <wp:anchor distT="0" distB="0" distL="114300" distR="114300" simplePos="0" relativeHeight="251667456" behindDoc="0" locked="0" layoutInCell="1" allowOverlap="1" wp14:anchorId="6DD6D4F6" wp14:editId="3847593D">
-                <wp:simplePos x="0" y="0"/>
-                <wp:positionH relativeFrom="margin">
-                  <wp:align>center</wp:align>
-                </wp:positionH>
-                <wp:positionV relativeFrom="paragraph">
-                  <wp:posOffset>290195</wp:posOffset>
-                </wp:positionV>
-                <wp:extent cx="2505425" cy="943107"/>
-                <wp:effectExtent l="0" t="0" r="9525" b="9525"/>
-                <wp:wrapNone/>
-                <wp:docPr id="20" name="Group 10"/>
-                <wp:cNvGraphicFramePr/>
-                <a:graphic xmlns:a="http://schemas.openxmlformats.org/drawingml/2006/main">
-                  <a:graphicData uri="http://schemas.microsoft.com/office/word/2010/wordprocessingGroup">
-                    <wpg:wgp>
-                      <wpg:cNvGrpSpPr/>
-                      <wpg:grpSpPr>
-                        <a:xfrm>
-                          <a:off x="0" y="0"/>
-                          <a:ext cx="2505425" cy="943107"/>
-                          <a:chOff x="0" y="0"/>
-                          <a:chExt cx="2505425" cy="943107"/>
-                        </a:xfrm>
-                      </wpg:grpSpPr>
-                      <pic:pic xmlns:pic="http://schemas.openxmlformats.org/drawingml/2006/picture">
-                        <pic:nvPicPr>
-                          <pic:cNvPr id="21" name="Picture 21"/>
-                          <pic:cNvPicPr>
-                            <a:picLocks noChangeAspect="1"/>
-                          </pic:cNvPicPr>
-                        </pic:nvPicPr>
-                        <pic:blipFill>
-                          <a:blip r:embed="rId17"/>
-                          <a:stretch>
-                            <a:fillRect/>
-                          </a:stretch>
-                        </pic:blipFill>
-                        <pic:spPr>
-                          <a:xfrm>
-                            <a:off x="0" y="0"/>
-                            <a:ext cx="2505425" cy="943107"/>
-                          </a:xfrm>
-                          <a:prstGeom prst="rect">
-                            <a:avLst/>
-                          </a:prstGeom>
-                        </pic:spPr>
-                      </pic:pic>
-                      <wps:wsp>
-                        <wps:cNvPr id="22" name="Rectangle 22"/>
-                        <wps:cNvSpPr/>
-                        <wps:spPr>
-                          <a:xfrm>
-                            <a:off x="913447" y="329452"/>
-                            <a:ext cx="398715" cy="440337"/>
-                          </a:xfrm>
-                          <a:prstGeom prst="rect">
-                            <a:avLst/>
-                          </a:prstGeom>
-                          <a:noFill/>
-                          <a:ln w="38100">
-                            <a:solidFill>
-                              <a:srgbClr val="FF0000"/>
-                            </a:solidFill>
-                          </a:ln>
-                        </wps:spPr>
-                        <wps:style>
-                          <a:lnRef idx="2">
-                            <a:schemeClr val="accent1">
-                              <a:shade val="15000"/>
-                            </a:schemeClr>
-                          </a:lnRef>
-                          <a:fillRef idx="1">
-                            <a:schemeClr val="accent1"/>
-                          </a:fillRef>
-                          <a:effectRef idx="0">
-                            <a:schemeClr val="accent1"/>
-                          </a:effectRef>
-                          <a:fontRef idx="minor">
-                            <a:schemeClr val="lt1"/>
-                          </a:fontRef>
-                        </wps:style>
-                        <wps:bodyPr rtlCol="0" anchor="ctr"/>
-                      </wps:wsp>
-                    </wpg:wgp>
-                  </a:graphicData>
-                </a:graphic>
-              </wp:anchor>
-            </w:drawing>
-          </mc:Choice>
-          <mc:Fallback>
-            <w:pict>
-              <v:group w14:anchorId="2D278F93" id="Group 10" o:spid="_x0000_s1026" style="position:absolute;margin-left:0;margin-top:22.85pt;width:197.3pt;height:74.25pt;z-index:251667456;mso-position-horizontal:center;mso-position-horizontal-relative:margin" coordsize="25054,9431" o:gfxdata="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">
-                <v:shape id="Picture 21" o:spid="_x0000_s1027" type="#_x0000_t75" style="position:absolute;width:25054;height:9431;visibility:visible;mso-wrap-style:square" o:gfxdata="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">
-                  <v:imagedata r:id="rId18" o:title=""/>
-                </v:shape>
-                <v:rect id="Rectangle 22" o:spid="_x0000_s1028" style="position:absolute;left:9134;top:3294;width:3987;height:4403;visibility:visible;mso-wrap-style:square;v-text-anchor:middle" o:gfxdata="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" filled="f" strokecolor="red" strokeweight="3pt"/>
-                <w10:wrap anchorx="margin"/>
-              </v:group>
-            </w:pict>
-          </mc:Fallback>
-        </mc:AlternateContent>
-      </w:r>
-      <w:r>
-        <w:t>Click on above pin icon. The Extension is added to Chrome as shown below</w:t>
-      </w:r>
-    </w:p>
-    <w:p/>
-    <w:p/>
-    <w:p/>
-    <w:p/>
-    <w:p/>
-    <w:p/>
-    <w:p/>
-    <w:p/>
-    <w:p/>
-    <w:p>
-      <w:r>
-        <w:rPr>
-          <w:noProof/>
-        </w:rPr>
-        <mc:AlternateContent>
-          <mc:Choice Requires="wpg">
-            <w:drawing>
-              <wp:anchor distT="0" distB="0" distL="114300" distR="114300" simplePos="0" relativeHeight="251671552" behindDoc="0" locked="0" layoutInCell="1" allowOverlap="1" wp14:anchorId="2AEB72EB" wp14:editId="70CFD7F7">
-                <wp:simplePos x="0" y="0"/>
-                <wp:positionH relativeFrom="column">
-                  <wp:posOffset>1952625</wp:posOffset>
-                </wp:positionH>
-                <wp:positionV relativeFrom="paragraph">
-                  <wp:posOffset>312420</wp:posOffset>
-                </wp:positionV>
-                <wp:extent cx="647700" cy="219075"/>
-                <wp:effectExtent l="19050" t="19050" r="19050" b="28575"/>
-                <wp:wrapNone/>
-                <wp:docPr id="29" name="Group 5"/>
-                <wp:cNvGraphicFramePr/>
-                <a:graphic xmlns:a="http://schemas.openxmlformats.org/drawingml/2006/main">
-                  <a:graphicData uri="http://schemas.microsoft.com/office/word/2010/wordprocessingGroup">
-                    <wpg:wgp>
-                      <wpg:cNvGrpSpPr/>
-                      <wpg:grpSpPr>
-                        <a:xfrm>
-                          <a:off x="0" y="0"/>
-                          <a:ext cx="647700" cy="219075"/>
-                          <a:chOff x="0" y="0"/>
-                          <a:chExt cx="809738" cy="400106"/>
-                        </a:xfrm>
-                      </wpg:grpSpPr>
-                      <pic:pic xmlns:pic="http://schemas.openxmlformats.org/drawingml/2006/picture">
-                        <pic:nvPicPr>
-                          <pic:cNvPr id="30" name="Picture 30"/>
-                          <pic:cNvPicPr>
-                            <a:picLocks noChangeAspect="1"/>
-                          </pic:cNvPicPr>
-                        </pic:nvPicPr>
-                        <pic:blipFill>
-                          <a:blip r:embed="rId19"/>
-                          <a:stretch>
-                            <a:fillRect/>
-                          </a:stretch>
-                        </pic:blipFill>
-                        <pic:spPr>
-                          <a:xfrm>
-                            <a:off x="0" y="0"/>
-                            <a:ext cx="809738" cy="400106"/>
-                          </a:xfrm>
-                          <a:prstGeom prst="rect">
-                            <a:avLst/>
-                          </a:prstGeom>
-                          <a:ln>
-                            <a:solidFill>
-                              <a:schemeClr val="tx1"/>
-                            </a:solidFill>
-                          </a:ln>
-                        </pic:spPr>
-                      </pic:pic>
-                      <wps:wsp>
-                        <wps:cNvPr id="31" name="Rectangle 31"/>
-                        <wps:cNvSpPr/>
-                        <wps:spPr>
-                          <a:xfrm>
-                            <a:off x="1" y="16424"/>
-                            <a:ext cx="421018" cy="338712"/>
-                          </a:xfrm>
-                          <a:prstGeom prst="rect">
-                            <a:avLst/>
-                          </a:prstGeom>
-                          <a:noFill/>
-                          <a:ln>
-                            <a:solidFill>
-                              <a:srgbClr val="FF0000"/>
-                            </a:solidFill>
-                          </a:ln>
-                        </wps:spPr>
-                        <wps:style>
-                          <a:lnRef idx="2">
-                            <a:schemeClr val="accent1">
-                              <a:shade val="15000"/>
-                            </a:schemeClr>
-                          </a:lnRef>
-                          <a:fillRef idx="1">
-                            <a:schemeClr val="accent1"/>
-                          </a:fillRef>
-                          <a:effectRef idx="0">
-                            <a:schemeClr val="accent1"/>
-                          </a:effectRef>
-                          <a:fontRef idx="minor">
-                            <a:schemeClr val="lt1"/>
-                          </a:fontRef>
-                        </wps:style>
-                        <wps:bodyPr rtlCol="0" anchor="ctr"/>
-                      </wps:wsp>
-                    </wpg:wgp>
-                  </a:graphicData>
-                </a:graphic>
-                <wp14:sizeRelH relativeFrom="margin">
-                  <wp14:pctWidth>0</wp14:pctWidth>
-                </wp14:sizeRelH>
-                <wp14:sizeRelV relativeFrom="margin">
-                  <wp14:pctHeight>0</wp14:pctHeight>
-                </wp14:sizeRelV>
-              </wp:anchor>
-            </w:drawing>
-          </mc:Choice>
-          <mc:Fallback>
-            <w:pict>
-              <v:group w14:anchorId="3C573158" id="Group 5" o:spid="_x0000_s1026" style="position:absolute;margin-left:153.75pt;margin-top:24.6pt;width:51pt;height:17.25pt;z-index:251671552;mso-width-relative:margin;mso-height-relative:margin" coordsize="8097,4001" o:gfxdata="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">
-                <v:shape id="Picture 30" o:spid="_x0000_s1027" type="#_x0000_t75" style="position:absolute;width:8097;height:4001;visibility:visible;mso-wrap-style:square" o:gfxdata="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" stroked="t" strokecolor="black [3213]">
-                  <v:imagedata r:id="rId20" o:title=""/>
-                  <v:path arrowok="t"/>
-                </v:shape>
-                <v:rect id="Rectangle 31" o:spid="_x0000_s1028" style="position:absolute;top:164;width:4210;height:3387;visibility:visible;mso-wrap-style:square;v-text-anchor:middle" o:gfxdata="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" filled="f" strokecolor="red" strokeweight="1pt"/>
-              </v:group>
-            </w:pict>
-          </mc:Fallback>
-        </mc:AlternateContent>
-      </w:r>
-    </w:p>
-    <w:p>
-      <w:r>
+    <w:p>
+      <w:pPr>
         <w:rPr>
           <w:b/>
           <w:bCs/>
@@ -1393,8 +1344,7 @@
           <w:sz w:val="32"/>
           <w:szCs w:val="32"/>
         </w:rPr>
-        <w:t xml:space="preserve">How to change </w:t>
-      </w:r>
+      </w:pPr>
       <w:r>
         <w:rPr>
           <w:b/>
@@ -1403,7 +1353,8 @@
           <w:sz w:val="32"/>
           <w:szCs w:val="32"/>
         </w:rPr>
-        <w:t>I</w:t>
+        <w:lastRenderedPageBreak/>
+        <w:t xml:space="preserve">How Deploy </w:t>
       </w:r>
       <w:r>
         <w:rPr>
@@ -1413,311 +1364,9 @@
           <w:sz w:val="32"/>
           <w:szCs w:val="32"/>
         </w:rPr>
-        <w:t>con</w:t>
-      </w:r>
-      <w:r>
-        <w:rPr>
-          <w:noProof/>
-        </w:rPr>
-        <w:t xml:space="preserve"> </w:t>
-      </w:r>
-      <w:r>
-        <w:t xml:space="preserve">                            </w:t>
-      </w:r>
-    </w:p>
-    <w:p>
-      <w:r>
-        <w:t>In the app folder, update the “</w:t>
-      </w:r>
-      <w:r>
-        <w:t>icon</w:t>
-      </w:r>
-      <w:r>
-        <w:t>.png</w:t>
-      </w:r>
-      <w:r>
-        <w:t>” with new icon and click on refresh as shown below in the extension. The new icon will be updated.</w:t>
-      </w:r>
-    </w:p>
-    <w:p>
-      <w:r>
-        <w:rPr>
-          <w:noProof/>
-        </w:rPr>
-        <mc:AlternateContent>
-          <mc:Choice Requires="wpg">
-            <w:drawing>
-              <wp:anchor distT="0" distB="0" distL="114300" distR="114300" simplePos="0" relativeHeight="251673600" behindDoc="0" locked="0" layoutInCell="1" allowOverlap="1" wp14:anchorId="42254278" wp14:editId="2A73DD12">
-                <wp:simplePos x="0" y="0"/>
-                <wp:positionH relativeFrom="column">
-                  <wp:posOffset>0</wp:posOffset>
-                </wp:positionH>
-                <wp:positionV relativeFrom="paragraph">
-                  <wp:posOffset>20955</wp:posOffset>
-                </wp:positionV>
-                <wp:extent cx="4977813" cy="1991003"/>
-                <wp:effectExtent l="19050" t="19050" r="0" b="28575"/>
-                <wp:wrapNone/>
-                <wp:docPr id="37" name="Group 13"/>
-                <wp:cNvGraphicFramePr/>
-                <a:graphic xmlns:a="http://schemas.openxmlformats.org/drawingml/2006/main">
-                  <a:graphicData uri="http://schemas.microsoft.com/office/word/2010/wordprocessingGroup">
-                    <wpg:wgp>
-                      <wpg:cNvGrpSpPr/>
-                      <wpg:grpSpPr>
-                        <a:xfrm>
-                          <a:off x="0" y="0"/>
-                          <a:ext cx="4977813" cy="1991003"/>
-                          <a:chOff x="0" y="0"/>
-                          <a:chExt cx="4977813" cy="1991003"/>
-                        </a:xfrm>
-                      </wpg:grpSpPr>
-                      <pic:pic xmlns:pic="http://schemas.openxmlformats.org/drawingml/2006/picture">
-                        <pic:nvPicPr>
-                          <pic:cNvPr id="38" name="Picture 38"/>
-                          <pic:cNvPicPr>
-                            <a:picLocks noChangeAspect="1"/>
-                          </pic:cNvPicPr>
-                        </pic:nvPicPr>
-                        <pic:blipFill>
-                          <a:blip r:embed="rId21"/>
-                          <a:stretch>
-                            <a:fillRect/>
-                          </a:stretch>
-                        </pic:blipFill>
-                        <pic:spPr>
-                          <a:xfrm>
-                            <a:off x="0" y="0"/>
-                            <a:ext cx="3848637" cy="1991003"/>
-                          </a:xfrm>
-                          <a:prstGeom prst="rect">
-                            <a:avLst/>
-                          </a:prstGeom>
-                          <a:ln>
-                            <a:solidFill>
-                              <a:schemeClr val="tx1"/>
-                            </a:solidFill>
-                          </a:ln>
-                        </pic:spPr>
-                      </pic:pic>
-                      <wps:wsp>
-                        <wps:cNvPr id="39" name="Rectangle 39"/>
-                        <wps:cNvSpPr/>
-                        <wps:spPr>
-                          <a:xfrm>
-                            <a:off x="2898547" y="1508917"/>
-                            <a:ext cx="379884" cy="482086"/>
-                          </a:xfrm>
-                          <a:prstGeom prst="rect">
-                            <a:avLst/>
-                          </a:prstGeom>
-                          <a:noFill/>
-                          <a:ln>
-                            <a:solidFill>
-                              <a:srgbClr val="FF0000"/>
-                            </a:solidFill>
-                          </a:ln>
-                        </wps:spPr>
-                        <wps:style>
-                          <a:lnRef idx="2">
-                            <a:schemeClr val="accent1">
-                              <a:shade val="15000"/>
-                            </a:schemeClr>
-                          </a:lnRef>
-                          <a:fillRef idx="1">
-                            <a:schemeClr val="accent1"/>
-                          </a:fillRef>
-                          <a:effectRef idx="0">
-                            <a:schemeClr val="accent1"/>
-                          </a:effectRef>
-                          <a:fontRef idx="minor">
-                            <a:schemeClr val="lt1"/>
-                          </a:fontRef>
-                        </wps:style>
-                        <wps:bodyPr rtlCol="0" anchor="ctr"/>
-                      </wps:wsp>
-                      <wps:wsp>
-                        <wps:cNvPr id="40" name="Straight Arrow Connector 40"/>
-                        <wps:cNvCnPr>
-                          <a:cxnSpLocks/>
-                        </wps:cNvCnPr>
-                        <wps:spPr>
-                          <a:xfrm flipH="1">
-                            <a:off x="3175752" y="738270"/>
-                            <a:ext cx="861354" cy="873177"/>
-                          </a:xfrm>
-                          <a:prstGeom prst="straightConnector1">
-                            <a:avLst/>
-                          </a:prstGeom>
-                          <a:ln>
-                            <a:solidFill>
-                              <a:srgbClr val="FF0000"/>
-                            </a:solidFill>
-                            <a:tailEnd type="triangle"/>
-                          </a:ln>
-                        </wps:spPr>
-                        <wps:style>
-                          <a:lnRef idx="2">
-                            <a:schemeClr val="accent1"/>
-                          </a:lnRef>
-                          <a:fillRef idx="0">
-                            <a:schemeClr val="accent1"/>
-                          </a:fillRef>
-                          <a:effectRef idx="1">
-                            <a:schemeClr val="accent1"/>
-                          </a:effectRef>
-                          <a:fontRef idx="minor">
-                            <a:schemeClr val="tx1"/>
-                          </a:fontRef>
-                        </wps:style>
-                        <wps:bodyPr/>
-                      </wps:wsp>
-                      <wps:wsp>
-                        <wps:cNvPr id="41" name="TextBox 12"/>
-                        <wps:cNvSpPr txBox="1"/>
-                        <wps:spPr>
-                          <a:xfrm>
-                            <a:off x="4036743" y="553527"/>
-                            <a:ext cx="941070" cy="516255"/>
-                          </a:xfrm>
-                          <a:prstGeom prst="rect">
-                            <a:avLst/>
-                          </a:prstGeom>
-                          <a:noFill/>
-                        </wps:spPr>
-                        <wps:txbx>
-                          <w:txbxContent>
-                            <w:p>
-                              <w:pPr>
-                                <w:rPr>
-                                  <w:rFonts w:hAnsi="Aptos"/>
-                                  <w:color w:val="000000" w:themeColor="text1"/>
-                                  <w:kern w:val="24"/>
-                                  <w:sz w:val="36"/>
-                                  <w:szCs w:val="36"/>
-                                  <w14:ligatures w14:val="none"/>
-                                </w:rPr>
-                              </w:pPr>
-                              <w:r>
-                                <w:rPr>
-                                  <w:rFonts w:hAnsi="Aptos"/>
-                                  <w:color w:val="000000" w:themeColor="text1"/>
-                                  <w:kern w:val="24"/>
-                                  <w:sz w:val="36"/>
-                                  <w:szCs w:val="36"/>
-                                </w:rPr>
-                                <w:t>Refresh</w:t>
-                              </w:r>
-                            </w:p>
-                          </w:txbxContent>
-                        </wps:txbx>
-                        <wps:bodyPr wrap="none" rtlCol="0">
-                          <a:spAutoFit/>
-                        </wps:bodyPr>
-                      </wps:wsp>
-                    </wpg:wgp>
-                  </a:graphicData>
-                </a:graphic>
-              </wp:anchor>
-            </w:drawing>
-          </mc:Choice>
-          <mc:Fallback>
-            <w:pict>
-              <v:group w14:anchorId="42254278" id="Group 13" o:spid="_x0000_s1026" style="position:absolute;margin-left:0;margin-top:1.65pt;width:391.95pt;height:156.75pt;z-index:251673600" coordsize="49778,19910" o:gfxdata="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">
-                <v:shapetype id="_x0000_t75" coordsize="21600,21600" o:spt="75" o:preferrelative="t" path="m@4@5l@4@11@9@11@9@5xe" filled="f" stroked="f">
-                  <v:stroke joinstyle="miter"/>
-                  <v:formulas>
-                    <v:f eqn="if lineDrawn pixelLineWidth 0"/>
-                    <v:f eqn="sum @0 1 0"/>
-                    <v:f eqn="sum 0 0 @1"/>
-                    <v:f eqn="prod @2 1 2"/>
-                    <v:f eqn="prod @3 21600 pixelWidth"/>
-                    <v:f eqn="prod @3 21600 pixelHeight"/>
-                    <v:f eqn="sum @0 0 1"/>
-                    <v:f eqn="prod @6 1 2"/>
-                    <v:f eqn="prod @7 21600 pixelWidth"/>
-                    <v:f eqn="sum @8 21600 0"/>
-                    <v:f eqn="prod @7 21600 pixelHeight"/>
-                    <v:f eqn="sum @10 21600 0"/>
-                  </v:formulas>
-                  <v:path o:extrusionok="f" gradientshapeok="t" o:connecttype="rect"/>
-                  <o:lock v:ext="edit" aspectratio="t"/>
-                </v:shapetype>
-                <v:shape id="Picture 38" o:spid="_x0000_s1027" type="#_x0000_t75" style="position:absolute;width:38486;height:19910;visibility:visible;mso-wrap-style:square" o:gfxdata="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" stroked="t" strokecolor="black [3213]">
-                  <v:imagedata r:id="rId22" o:title=""/>
-                  <v:path arrowok="t"/>
-                </v:shape>
-                <v:rect id="Rectangle 39" o:spid="_x0000_s1028" style="position:absolute;left:28985;top:15089;width:3799;height:4821;visibility:visible;mso-wrap-style:square;v-text-anchor:middle" o:gfxdata="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" filled="f" strokecolor="red" strokeweight="1pt"/>
-                <v:shapetype id="_x0000_t32" coordsize="21600,21600" o:spt="32" o:oned="t" path="m,l21600,21600e" filled="f">
-                  <v:path arrowok="t" fillok="f" o:connecttype="none"/>
-                  <o:lock v:ext="edit" shapetype="t"/>
-                </v:shapetype>
-                <v:shape id="Straight Arrow Connector 40" o:spid="_x0000_s1029" type="#_x0000_t32" style="position:absolute;left:31757;top:7382;width:8614;height:8732;flip:x;visibility:visible;mso-wrap-style:square" o:connectortype="straight" o:gfxdata="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" strokecolor="red" strokeweight="1pt">
-                  <v:stroke endarrow="block" joinstyle="miter"/>
-                  <o:lock v:ext="edit" shapetype="f"/>
-                </v:shape>
-                <v:shapetype id="_x0000_t202" coordsize="21600,21600" o:spt="202" path="m,l,21600r21600,l21600,xe">
-                  <v:stroke joinstyle="miter"/>
-                  <v:path gradientshapeok="t" o:connecttype="rect"/>
-                </v:shapetype>
-                <v:shape id="TextBox 12" o:spid="_x0000_s1030" type="#_x0000_t202" style="position:absolute;left:40367;top:5535;width:9411;height:5162;visibility:visible;mso-wrap-style:none;v-text-anchor:top" o:gfxdata="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" filled="f" stroked="f">
-                  <v:textbox style="mso-fit-shape-to-text:t">
-                    <w:txbxContent>
-                      <w:p>
-                        <w:pPr>
-                          <w:rPr>
-                            <w:rFonts w:hAnsi="Aptos"/>
-                            <w:color w:val="000000" w:themeColor="text1"/>
-                            <w:kern w:val="24"/>
-                            <w:sz w:val="36"/>
-                            <w:szCs w:val="36"/>
-                            <w14:ligatures w14:val="none"/>
-                          </w:rPr>
-                        </w:pPr>
-                        <w:r>
-                          <w:rPr>
-                            <w:rFonts w:hAnsi="Aptos"/>
-                            <w:color w:val="000000" w:themeColor="text1"/>
-                            <w:kern w:val="24"/>
-                            <w:sz w:val="36"/>
-                            <w:szCs w:val="36"/>
-                          </w:rPr>
-                          <w:t>Refresh</w:t>
-                        </w:r>
-                      </w:p>
-                    </w:txbxContent>
-                  </v:textbox>
-                </v:shape>
-              </v:group>
-            </w:pict>
-          </mc:Fallback>
-        </mc:AlternateContent>
-      </w:r>
-    </w:p>
-    <w:p/>
-    <w:p/>
-    <w:p/>
-    <w:p/>
-    <w:p/>
-    <w:p/>
-    <w:p/>
-    <w:p/>
-    <w:p/>
-    <w:p/>
-    <w:p/>
-    <w:p/>
-    <w:p/>
-    <w:p/>
-    <w:p/>
-    <w:p/>
-    <w:p/>
-    <w:p/>
-    <w:p/>
-    <w:p/>
-    <w:p/>
-    <w:p/>
-    <w:p>
-      <w:pPr>
+        <w:t>“</w:t>
+      </w:r>
+      <w:r>
         <w:rPr>
           <w:b/>
           <w:bCs/>
@@ -1725,7 +1374,8 @@
           <w:sz w:val="32"/>
           <w:szCs w:val="32"/>
         </w:rPr>
-      </w:pPr>
+        <w:t>ChromeExtItemATAPartNumber</w:t>
+      </w:r>
       <w:r>
         <w:rPr>
           <w:b/>
@@ -1734,7 +1384,7 @@
           <w:sz w:val="32"/>
           <w:szCs w:val="32"/>
         </w:rPr>
-        <w:t xml:space="preserve">How Deploy </w:t>
+        <w:t>”</w:t>
       </w:r>
       <w:r>
         <w:rPr>
@@ -1744,50 +1394,20 @@
           <w:sz w:val="32"/>
           <w:szCs w:val="32"/>
         </w:rPr>
-        <w:t>“</w:t>
-      </w:r>
-      <w:r>
-        <w:rPr>
-          <w:b/>
-          <w:bCs/>
-          <w:color w:val="00B0F0"/>
-          <w:sz w:val="32"/>
-          <w:szCs w:val="32"/>
-        </w:rPr>
-        <w:t>ChromeExtModuleId</w:t>
-      </w:r>
-      <w:r>
-        <w:rPr>
-          <w:b/>
-          <w:bCs/>
-          <w:color w:val="00B0F0"/>
-          <w:sz w:val="32"/>
-          <w:szCs w:val="32"/>
-        </w:rPr>
+        <w:t xml:space="preserve"> in IIS server</w:t>
+      </w:r>
+    </w:p>
+    <w:p>
+      <w:r>
+        <w:t>Copy the “</w:t>
+      </w:r>
+      <w:r>
+        <w:t>ChromeExtItemATAPartNumber</w:t>
+      </w:r>
+      <w:r>
         <w:t>”</w:t>
       </w:r>
       <w:r>
-        <w:rPr>
-          <w:b/>
-          <w:bCs/>
-          <w:color w:val="00B0F0"/>
-          <w:sz w:val="32"/>
-          <w:szCs w:val="32"/>
-        </w:rPr>
-        <w:t xml:space="preserve"> in IIS server</w:t>
-      </w:r>
-    </w:p>
-    <w:p>
-      <w:r>
-        <w:t>Copy the “</w:t>
-      </w:r>
-      <w:r>
-        <w:t>ChromeExtModuleId</w:t>
-      </w:r>
-      <w:r>
-        <w:t>”</w:t>
-      </w:r>
-      <w:r>
         <w:t xml:space="preserve"> </w:t>
       </w:r>
       <w:r>
@@ -1802,7 +1422,13 @@
     </w:p>
     <w:p>
       <w:r>
-        <w:t>Note: If folder is already exists, delete the existing folder and copy the new folder.</w:t>
+        <w:t xml:space="preserve">Note: If folder </w:t>
+      </w:r>
+      <w:r>
+        <w:t>already exists</w:t>
+      </w:r>
+      <w:r>
+        <w:t>, delete the existing folder and copy the new folder.</w:t>
       </w:r>
     </w:p>
     <w:p>
@@ -1834,7 +1460,7 @@
                     <pic:cNvPicPr/>
                   </pic:nvPicPr>
                   <pic:blipFill>
-                    <a:blip r:embed="rId23"/>
+                    <a:blip r:embed="rId19"/>
                     <a:stretch>
                       <a:fillRect/>
                     </a:stretch>
@@ -1865,181 +1491,54 @@
         <w:t xml:space="preserve">Once IIS is opened, go to Sites-&gt;Default Websites. User can see </w:t>
       </w:r>
       <w:r>
-        <w:t>ChromeExtModuleId</w:t>
-      </w:r>
-      <w:r>
-        <w:t xml:space="preserve"> folder. Select the folder, right click and click on “Add Application”</w:t>
-      </w:r>
-    </w:p>
-    <w:p>
-      <w:r>
-        <w:rPr>
-          <w:noProof/>
-        </w:rPr>
-        <mc:AlternateContent>
-          <mc:Choice Requires="wpg">
-            <w:drawing>
-              <wp:anchor distT="0" distB="0" distL="114300" distR="114300" simplePos="0" relativeHeight="251669504" behindDoc="0" locked="0" layoutInCell="1" allowOverlap="1" wp14:anchorId="1CE0BC57" wp14:editId="77A5DDE9">
-                <wp:simplePos x="0" y="0"/>
-                <wp:positionH relativeFrom="margin">
-                  <wp:align>center</wp:align>
-                </wp:positionH>
-                <wp:positionV relativeFrom="paragraph">
-                  <wp:posOffset>6985</wp:posOffset>
-                </wp:positionV>
-                <wp:extent cx="4705350" cy="3088005"/>
-                <wp:effectExtent l="0" t="0" r="0" b="0"/>
-                <wp:wrapNone/>
-                <wp:docPr id="25" name="Group 7"/>
-                <wp:cNvGraphicFramePr/>
-                <a:graphic xmlns:a="http://schemas.openxmlformats.org/drawingml/2006/main">
-                  <a:graphicData uri="http://schemas.microsoft.com/office/word/2010/wordprocessingGroup">
-                    <wpg:wgp>
-                      <wpg:cNvGrpSpPr/>
-                      <wpg:grpSpPr>
-                        <a:xfrm>
-                          <a:off x="0" y="0"/>
-                          <a:ext cx="4705350" cy="3088005"/>
-                          <a:chOff x="0" y="0"/>
-                          <a:chExt cx="5734680" cy="4031143"/>
-                        </a:xfrm>
-                      </wpg:grpSpPr>
-                      <pic:pic xmlns:pic="http://schemas.openxmlformats.org/drawingml/2006/picture">
-                        <pic:nvPicPr>
-                          <pic:cNvPr id="26" name="Picture 26" descr="A screenshot of a computer&#10;&#10;Description automatically generated"/>
-                          <pic:cNvPicPr>
-                            <a:picLocks noChangeAspect="1"/>
-                          </pic:cNvPicPr>
-                        </pic:nvPicPr>
-                        <pic:blipFill rotWithShape="1">
-                          <a:blip r:embed="rId24">
-                            <a:extLst>
-                              <a:ext uri="{28A0092B-C50C-407E-A947-70E740481C1C}">
-                                <a14:useLocalDpi xmlns:a14="http://schemas.microsoft.com/office/drawing/2010/main" val="0"/>
-                              </a:ext>
-                            </a:extLst>
-                          </a:blip>
-                          <a:srcRect r="57082"/>
-                          <a:stretch/>
-                        </pic:blipFill>
-                        <pic:spPr>
-                          <a:xfrm>
-                            <a:off x="0" y="0"/>
-                            <a:ext cx="5734680" cy="4031143"/>
-                          </a:xfrm>
-                          <a:prstGeom prst="rect">
-                            <a:avLst/>
-                          </a:prstGeom>
-                        </pic:spPr>
-                      </pic:pic>
-                      <wps:wsp>
-                        <wps:cNvPr id="27" name="Rectangle 27"/>
-                        <wps:cNvSpPr/>
-                        <wps:spPr>
-                          <a:xfrm>
-                            <a:off x="177873" y="1698903"/>
-                            <a:ext cx="999797" cy="155525"/>
-                          </a:xfrm>
-                          <a:prstGeom prst="rect">
-                            <a:avLst/>
-                          </a:prstGeom>
-                          <a:noFill/>
-                          <a:ln>
-                            <a:solidFill>
-                              <a:srgbClr val="FF0000"/>
-                            </a:solidFill>
-                          </a:ln>
-                        </wps:spPr>
-                        <wps:style>
-                          <a:lnRef idx="2">
-                            <a:schemeClr val="accent1">
-                              <a:shade val="15000"/>
-                            </a:schemeClr>
-                          </a:lnRef>
-                          <a:fillRef idx="1">
-                            <a:schemeClr val="accent1"/>
-                          </a:fillRef>
-                          <a:effectRef idx="0">
-                            <a:schemeClr val="accent1"/>
-                          </a:effectRef>
-                          <a:fontRef idx="minor">
-                            <a:schemeClr val="lt1"/>
-                          </a:fontRef>
-                        </wps:style>
-                        <wps:bodyPr rtlCol="0" anchor="ctr"/>
-                      </wps:wsp>
-                      <wps:wsp>
-                        <wps:cNvPr id="28" name="Rectangle 28"/>
-                        <wps:cNvSpPr/>
-                        <wps:spPr>
-                          <a:xfrm>
-                            <a:off x="809959" y="2176717"/>
-                            <a:ext cx="1357061" cy="277317"/>
-                          </a:xfrm>
-                          <a:prstGeom prst="rect">
-                            <a:avLst/>
-                          </a:prstGeom>
-                          <a:noFill/>
-                          <a:ln>
-                            <a:solidFill>
-                              <a:srgbClr val="FF0000"/>
-                            </a:solidFill>
-                          </a:ln>
-                        </wps:spPr>
-                        <wps:style>
-                          <a:lnRef idx="2">
-                            <a:schemeClr val="accent1">
-                              <a:shade val="15000"/>
-                            </a:schemeClr>
-                          </a:lnRef>
-                          <a:fillRef idx="1">
-                            <a:schemeClr val="accent1"/>
-                          </a:fillRef>
-                          <a:effectRef idx="0">
-                            <a:schemeClr val="accent1"/>
-                          </a:effectRef>
-                          <a:fontRef idx="minor">
-                            <a:schemeClr val="lt1"/>
-                          </a:fontRef>
-                        </wps:style>
-                        <wps:bodyPr rtlCol="0" anchor="ctr"/>
-                      </wps:wsp>
-                    </wpg:wgp>
-                  </a:graphicData>
-                </a:graphic>
-                <wp14:sizeRelH relativeFrom="margin">
-                  <wp14:pctWidth>0</wp14:pctWidth>
-                </wp14:sizeRelH>
-                <wp14:sizeRelV relativeFrom="margin">
-                  <wp14:pctHeight>0</wp14:pctHeight>
-                </wp14:sizeRelV>
-              </wp:anchor>
-            </w:drawing>
-          </mc:Choice>
-          <mc:Fallback>
-            <w:pict>
-              <v:group w14:anchorId="00603267" id="Group 7" o:spid="_x0000_s1026" style="position:absolute;margin-left:0;margin-top:.55pt;width:370.5pt;height:243.15pt;z-index:251669504;mso-position-horizontal:center;mso-position-horizontal-relative:margin;mso-width-relative:margin;mso-height-relative:margin" coordsize="57346,40311" o:gfxdata="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">
-                <v:shape id="Picture 26" o:spid="_x0000_s1027" type="#_x0000_t75" alt="A screenshot of a computer&#10;&#10;Description automatically generated" style="position:absolute;width:57346;height:40311;visibility:visible;mso-wrap-style:square" o:gfxdata="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">
-                  <v:imagedata r:id="rId25" o:title="A screenshot of a computer&#10;&#10;Description automatically generated" cropright="37409f"/>
-                </v:shape>
-                <v:rect id="Rectangle 27" o:spid="_x0000_s1028" style="position:absolute;left:1778;top:16989;width:9998;height:1555;visibility:visible;mso-wrap-style:square;v-text-anchor:middle" o:gfxdata="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" filled="f" strokecolor="red" strokeweight="1pt"/>
-                <v:rect id="Rectangle 28" o:spid="_x0000_s1029" style="position:absolute;left:8099;top:21767;width:13571;height:2773;visibility:visible;mso-wrap-style:square;v-text-anchor:middle" o:gfxdata="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" filled="f" strokecolor="red" strokeweight="1pt"/>
-                <w10:wrap anchorx="margin"/>
-              </v:group>
-            </w:pict>
-          </mc:Fallback>
-        </mc:AlternateContent>
-      </w:r>
-    </w:p>
-    <w:p/>
-    <w:p/>
-    <w:p/>
-    <w:p/>
-    <w:p/>
-    <w:p/>
-    <w:p/>
-    <w:p/>
-    <w:p/>
+        <w:t>ChromeExtItemATAPartNumber</w:t>
+      </w:r>
+      <w:r>
+        <w:t xml:space="preserve"> </w:t>
+      </w:r>
+      <w:r>
+        <w:t>folder. Select the folder, right click and click on “Add Application”</w:t>
+      </w:r>
+    </w:p>
+    <w:p>
+      <w:r>
+        <w:drawing>
+          <wp:inline distT="0" distB="0" distL="0" distR="0" wp14:anchorId="5F5E0F85" wp14:editId="36863F5A">
+            <wp:extent cx="5344271" cy="2991267"/>
+            <wp:effectExtent l="0" t="0" r="8890" b="0"/>
+            <wp:docPr id="709305435" name="Picture 1"/>
+            <wp:cNvGraphicFramePr>
+              <a:graphicFrameLocks xmlns:a="http://schemas.openxmlformats.org/drawingml/2006/main" noChangeAspect="1"/>
+            </wp:cNvGraphicFramePr>
+            <a:graphic xmlns:a="http://schemas.openxmlformats.org/drawingml/2006/main">
+              <a:graphicData uri="http://schemas.openxmlformats.org/drawingml/2006/picture">
+                <pic:pic xmlns:pic="http://schemas.openxmlformats.org/drawingml/2006/picture">
+                  <pic:nvPicPr>
+                    <pic:cNvPr id="709305435" name=""/>
+                    <pic:cNvPicPr/>
+                  </pic:nvPicPr>
+                  <pic:blipFill>
+                    <a:blip r:embed="rId20"/>
+                    <a:stretch>
+                      <a:fillRect/>
+                    </a:stretch>
+                  </pic:blipFill>
+                  <pic:spPr>
+                    <a:xfrm>
+                      <a:off x="0" y="0"/>
+                      <a:ext cx="5344271" cy="2991267"/>
+                    </a:xfrm>
+                    <a:prstGeom prst="rect">
+                      <a:avLst/>
+                    </a:prstGeom>
+                  </pic:spPr>
+                </pic:pic>
+              </a:graphicData>
+            </a:graphic>
+          </wp:inline>
+        </w:drawing>
+      </w:r>
+    </w:p>
     <w:p>
       <w:r>
         <w:t xml:space="preserve">The application </w:t>
@@ -2069,9 +1568,7 @@
           <w:szCs w:val="32"/>
         </w:rPr>
       </w:pPr>
-    </w:p>
-    <w:p>
-      <w:pPr>
+      <w:r>
         <w:rPr>
           <w:b/>
           <w:bCs/>
@@ -2079,7 +1576,9 @@
           <w:sz w:val="32"/>
           <w:szCs w:val="32"/>
         </w:rPr>
-      </w:pPr>
+        <w:lastRenderedPageBreak/>
+        <w:t xml:space="preserve">How to </w:t>
+      </w:r>
       <w:r>
         <w:rPr>
           <w:b/>
@@ -2088,7 +1587,7 @@
           <w:sz w:val="32"/>
           <w:szCs w:val="32"/>
         </w:rPr>
-        <w:t xml:space="preserve">How to </w:t>
+        <w:t>update the excel path</w:t>
       </w:r>
       <w:r>
         <w:rPr>
@@ -2098,7 +1597,7 @@
           <w:sz w:val="32"/>
           <w:szCs w:val="32"/>
         </w:rPr>
-        <w:t>update the excel path</w:t>
+        <w:t>s</w:t>
       </w:r>
       <w:r>
         <w:rPr>
@@ -2108,16 +1607,6 @@
           <w:sz w:val="32"/>
           <w:szCs w:val="32"/>
         </w:rPr>
-        <w:t>s</w:t>
-      </w:r>
-      <w:r>
-        <w:rPr>
-          <w:b/>
-          <w:bCs/>
-          <w:color w:val="00B0F0"/>
-          <w:sz w:val="32"/>
-          <w:szCs w:val="32"/>
-        </w:rPr>
         <w:t xml:space="preserve">             </w:t>
       </w:r>
     </w:p>
@@ -2129,7 +1618,13 @@
         <w:rPr>
           <w:u w:val="single"/>
         </w:rPr>
-        <w:t>C:\inetpub\wwwroot\ChromeExtModuleId</w:t>
+        <w:t>C:\inetpub\wwwroot\</w:t>
+      </w:r>
+      <w:r>
+        <w:rPr>
+          <w:u w:val="single"/>
+        </w:rPr>
+        <w:t>ChromeExtItemATAPartNumber</w:t>
       </w:r>
       <w:r>
         <w:t xml:space="preserve"> folder, open the “</w:t>
@@ -2162,7 +1657,7 @@
                     <pic:cNvPicPr/>
                   </pic:nvPicPr>
                   <pic:blipFill>
-                    <a:blip r:embed="rId26"/>
+                    <a:blip r:embed="rId21"/>
                     <a:stretch>
                       <a:fillRect/>
                     </a:stretch>
@@ -2250,7 +1745,7 @@
 </file>
 
 <file path=word/numbering.xml><?xml version="1.0" encoding="utf-8"?>
-<w:numbering xmlns:wpc="http://schemas.microsoft.com/office/word/2010/wordprocessingCanvas" xmlns:cx="http://schemas.microsoft.com/office/drawing/2014/chartex" xmlns:cx1="http://schemas.microsoft.com/office/drawing/2015/9/8/chartex" xmlns:cx2="http://schemas.microsoft.com/office/drawing/2015/10/21/chartex" xmlns:cx3="http://schemas.microsoft.com/office/drawing/2016/5/9/chartex" xmlns:cx4="http://schemas.microsoft.com/office/drawing/2016/5/10/chartex" xmlns:cx5="http://schemas.microsoft.com/office/drawing/2016/5/11/chartex" xmlns:cx6="http://schemas.microsoft.com/office/drawing/2016/5/12/chartex" xmlns:cx7="http://schemas.microsoft.com/office/drawing/2016/5/13/chartex" xmlns:cx8="http://schemas.microsoft.com/office/drawing/2016/5/14/chartex" xmlns:mc="http://schemas.openxmlformats.org/markup-compatibility/2006" xmlns:aink="http://schemas.microsoft.com/office/drawing/2016/ink" xmlns:am3d="http://schemas.microsoft.com/office/drawing/2017/model3d" xmlns:o="urn:schemas-microsoft-com:office:office" xmlns:oel="http://schemas.microsoft.com/office/2019/extlst" xmlns:r="http://schemas.openxmlformats.org/officeDocument/2006/relationships" xmlns:m="http://schemas.openxmlformats.org/officeDocument/2006/math" xmlns:v="urn:schemas-microsoft-com:vml" xmlns:wp14="http://schemas.microsoft.com/office/word/2010/wordprocessingDrawing" xmlns:wp="http://schemas.openxmlformats.org/drawingml/2006/wordprocessingDrawing" xmlns:w10="urn:schemas-microsoft-com:office:word" xmlns:w="http://schemas.openxmlformats.org/wordprocessingml/2006/main" xmlns:w14="http://schemas.microsoft.com/office/word/2010/wordml" xmlns:w15="http://schemas.microsoft.com/office/word/2012/wordml" xmlns:w16cex="http://schemas.microsoft.com/office/word/2018/wordml/cex" xmlns:w16cid="http://schemas.microsoft.com/office/word/2016/wordml/cid" xmlns:w16="http://schemas.microsoft.com/office/word/2018/wordml" xmlns:w16du="http://schemas.microsoft.com/office/word/2023/wordml/word16du" xmlns:w16sdtdh="http://schemas.microsoft.com/office/word/2020/wordml/sdtdatahash" xmlns:w16se="http://schemas.microsoft.com/office/word/2015/wordml/symex" xmlns:wpg="http://schemas.microsoft.com/office/word/2010/wordprocessingGroup" xmlns:wpi="http://schemas.microsoft.com/office/word/2010/wordprocessingInk" xmlns:wne="http://schemas.microsoft.com/office/word/2006/wordml" xmlns:wps="http://schemas.microsoft.com/office/word/2010/wordprocessingShape" mc:Ignorable="w14 w15 w16se w16cid w16 w16cex w16sdtdh w16du wp14">
+<w:numbering xmlns:wpc="http://schemas.microsoft.com/office/word/2010/wordprocessingCanvas" xmlns:cx="http://schemas.microsoft.com/office/drawing/2014/chartex" xmlns:cx1="http://schemas.microsoft.com/office/drawing/2015/9/8/chartex" xmlns:cx2="http://schemas.microsoft.com/office/drawing/2015/10/21/chartex" xmlns:cx3="http://schemas.microsoft.com/office/drawing/2016/5/9/chartex" xmlns:cx4="http://schemas.microsoft.com/office/drawing/2016/5/10/chartex" xmlns:cx5="http://schemas.microsoft.com/office/drawing/2016/5/11/chartex" xmlns:cx6="http://schemas.microsoft.com/office/drawing/2016/5/12/chartex" xmlns:cx7="http://schemas.microsoft.com/office/drawing/2016/5/13/chartex" xmlns:cx8="http://schemas.microsoft.com/office/drawing/2016/5/14/chartex" xmlns:mc="http://schemas.openxmlformats.org/markup-compatibility/2006" xmlns:aink="http://schemas.microsoft.com/office/drawing/2016/ink" xmlns:am3d="http://schemas.microsoft.com/office/drawing/2017/model3d" xmlns:o="urn:schemas-microsoft-com:office:office" xmlns:oel="http://schemas.microsoft.com/office/2019/extlst" xmlns:r="http://schemas.openxmlformats.org/officeDocument/2006/relationships" xmlns:m="http://schemas.openxmlformats.org/officeDocument/2006/math" xmlns:v="urn:schemas-microsoft-com:vml" xmlns:wp14="http://schemas.microsoft.com/office/word/2010/wordprocessingDrawing" xmlns:wp="http://schemas.openxmlformats.org/drawingml/2006/wordprocessingDrawing" xmlns:w10="urn:schemas-microsoft-com:office:word" xmlns:w="http://schemas.openxmlformats.org/wordprocessingml/2006/main" xmlns:w14="http://schemas.microsoft.com/office/word/2010/wordml" xmlns:w15="http://schemas.microsoft.com/office/word/2012/wordml" xmlns:w16cex="http://schemas.microsoft.com/office/word/2018/wordml/cex" xmlns:w16cid="http://schemas.microsoft.com/office/word/2016/wordml/cid" xmlns:w16="http://schemas.microsoft.com/office/word/2018/wordml" xmlns:w16du="http://schemas.microsoft.com/office/word/2023/wordml/word16du" xmlns:w16sdtdh="http://schemas.microsoft.com/office/word/2020/wordml/sdtdatahash" xmlns:w16sdtfl="http://schemas.microsoft.com/office/word/2024/wordml/sdtformatlock" xmlns:w16se="http://schemas.microsoft.com/office/word/2015/wordml/symex" xmlns:wpg="http://schemas.microsoft.com/office/word/2010/wordprocessingGroup" xmlns:wpi="http://schemas.microsoft.com/office/word/2010/wordprocessingInk" xmlns:wne="http://schemas.microsoft.com/office/word/2006/wordml" xmlns:wps="http://schemas.microsoft.com/office/word/2010/wordprocessingShape" mc:Ignorable="w14 w15 w16se w16cid w16 w16cex w16sdtdh w16sdtfl w16du wp14">
   <w:abstractNum w:abstractNumId="0" w15:restartNumberingAfterBreak="0">
     <w:nsid w:val="3D5D4E16"/>
     <w:multiLevelType w:val="hybridMultilevel"/>
@@ -2371,7 +1866,7 @@
 </file>
 
 <file path=word/styles.xml><?xml version="1.0" encoding="utf-8"?>
-<w:styles xmlns:mc="http://schemas.openxmlformats.org/markup-compatibility/2006" xmlns:r="http://schemas.openxmlformats.org/officeDocument/2006/relationships" xmlns:w="http://schemas.openxmlformats.org/wordprocessingml/2006/main" xmlns:w14="http://schemas.microsoft.com/office/word/2010/wordml" xmlns:w15="http://schemas.microsoft.com/office/word/2012/wordml" xmlns:w16cex="http://schemas.microsoft.com/office/word/2018/wordml/cex" xmlns:w16cid="http://schemas.microsoft.com/office/word/2016/wordml/cid" xmlns:w16="http://schemas.microsoft.com/office/word/2018/wordml" xmlns:w16du="http://schemas.microsoft.com/office/word/2023/wordml/word16du" xmlns:w16sdtdh="http://schemas.microsoft.com/office/word/2020/wordml/sdtdatahash" xmlns:w16se="http://schemas.microsoft.com/office/word/2015/wordml/symex" mc:Ignorable="w14 w15 w16se w16cid w16 w16cex w16sdtdh w16du">
+<w:styles xmlns:mc="http://schemas.openxmlformats.org/markup-compatibility/2006" xmlns:r="http://schemas.openxmlformats.org/officeDocument/2006/relationships" xmlns:w="http://schemas.openxmlformats.org/wordprocessingml/2006/main" xmlns:w14="http://schemas.microsoft.com/office/word/2010/wordml" xmlns:w15="http://schemas.microsoft.com/office/word/2012/wordml" xmlns:w16cex="http://schemas.microsoft.com/office/word/2018/wordml/cex" xmlns:w16cid="http://schemas.microsoft.com/office/word/2016/wordml/cid" xmlns:w16="http://schemas.microsoft.com/office/word/2018/wordml" xmlns:w16du="http://schemas.microsoft.com/office/word/2023/wordml/word16du" xmlns:w16sdtdh="http://schemas.microsoft.com/office/word/2020/wordml/sdtdatahash" xmlns:w16sdtfl="http://schemas.microsoft.com/office/word/2024/wordml/sdtformatlock" xmlns:w16se="http://schemas.microsoft.com/office/word/2015/wordml/symex" mc:Ignorable="w14 w15 w16se w16cid w16 w16cex w16sdtdh w16sdtfl w16du">
   <w:docDefaults>
     <w:rPrDefault>
       <w:rPr>
